--- a/por/docx/59.content.docx
+++ b/por/docx/59.content.docx
@@ -136,13 +136,6 @@
         <w:rPr>
           <w:lang w:val="pt_PT" w:bidi="pt_PT"/>
         </w:rPr>
-      </w:r>
-      <w:r>
-        <w:rPr>
-          <w:i/>
-          <w:lang w:val="pt_PT" w:bidi="pt_PT"/>
-        </w:rPr>
-        <w:t>Tiago 1.1, Tiago 1.2, Tiago 1.3, Tiago 1.5, Tiago 1.6, Tiago 1.7–8, Tiago 1.10, Tiago 1.11, Tiago 1.12, Tiago 1.14, Tiago 1.15, Tiago 1.17, Tiago 1.18, Tiago 1.19, Tiago 1.22, Tiago 1.26, Tiago 1.27, Tiago 2.1, Tiago 2.3, Tiago 2.3 (#2), Tiago 2.4, Tiago 2.5, Tiago 2.6–7, Tiago 2.8, Tiago 2.10, Tiago 2.13, Tiago 2.14, Tiago 2.16, Tiago 2.17, Tiago 2.18, Tiago 2.19, Tiago 2.21, Tiago 2.22, Tiago 2.23, Tiago 2.25, Tiago 2.26, Tiago 3.1, Tiago 3.2, Tiago 3.2 (#2), Tiago 3.3, Tiago 3.4, Tiago 3.6, Tiago 3.8, Tiago 3.9, Tiago 3.11, Tiago 3.13, Tiago 3.15, Tiago 3.16, Tiago 3.17, Tiago 4.1, Tiago 4.3, Tiago 4.4, Tiago 4.6, Tiago 4.7, Tiago 4.8, Tiago 4.11, Tiago 4.15, Tiago 4.16, Tiago 4.17, Tiago 5.3, Tiago 5.4, Tiago 5.6, Tiago 5.7, Tiago 5.8, Tiago 5.10, Tiago 5.11, Tiago 5.12, Tiago 5.14, Tiago 5.16, Tiago 5.17, Tiago 5.18, Tiago 5.20</w:t>
       </w:r>
       <w:r>
         <w:rPr>

--- a/por/docx/59.content.docx
+++ b/por/docx/59.content.docx
@@ -123,19 +123,6 @@
           <w:lang w:val="pt_PT" w:bidi="pt_PT"/>
         </w:rPr>
         <w:t>JAS</w:t>
-      </w:r>
-      <w:r>
-        <w:rPr>
-          <w:lang w:val="pt_PT" w:bidi="pt_PT"/>
-        </w:rPr>
-      </w:r>
-    </w:p>
-    <w:p>
-      <w:pPr/>
-      <w:r>
-        <w:rPr>
-          <w:lang w:val="pt_PT" w:bidi="pt_PT"/>
-        </w:rPr>
       </w:r>
       <w:r>
         <w:rPr>

--- a/por/docx/59.content.docx
+++ b/por/docx/59.content.docx
@@ -19,7 +19,7 @@
         <w:rPr>
           <w:lang w:val="pt_PT" w:bidi="pt_PT"/>
         </w:rPr>
-        <w:t>Resource: Perguntas de Tradução (unfoldingWord)</w:t>
+        <w:t>Resource: unfoldingWord® Translation Questions</w:t>
       </w:r>
       <w:r>
         <w:rPr>
@@ -85,7 +85,7 @@
         <w:rPr>
           <w:lang w:val="pt_PT" w:bidi="pt_PT"/>
         </w:rPr>
-        <w:t>Perguntas de Tradução (unfoldingWord)</w:t>
+        <w:t>unfoldingWord® Translation Questions</w:t>
       </w:r>
     </w:p>
     <w:p>
